--- a/pr-preview/pr-157/chapters/notation.docx
+++ b/pr-preview/pr-157/chapters/notation.docx
@@ -15,7 +15,7 @@
         <w:pStyle w:val="Date"/>
       </w:pPr>
       <w:r>
-        <w:t xml:space="preserve">Last modified: 2026-10-09 11:48:07 (PDT)</w:t>
+        <w:t xml:space="preserve">Last modified: 2026-10-09 11:53:40 (PDT)</w:t>
       </w:r>
     </w:p>
     <w:tbl>
@@ -9096,6 +9096,18 @@
           <w:rStyle w:val="VerbatimChar"/>
         </w:rPr>
         <w:t xml:space="preserve">\sb{}</w:t>
+      </w:r>
+      <w:r>
+        <w:t xml:space="preserve">,</w:t>
+      </w:r>
+      <w:r>
+        <w:t xml:space="preserve"> </w:t>
+      </w:r>
+      <w:r>
+        <w:rPr>
+          <w:rStyle w:val="VerbatimChar"/>
+        </w:rPr>
+        <w:t xml:space="preserve">\cb{}</w:t>
       </w:r>
       <w:r>
         <w:t xml:space="preserve">,</w:t>
